--- a/public/CV_R_Leveque_June_2026.docx
+++ b/public/CV_R_Leveque_June_2026.docx
@@ -45,14 +45,28 @@
           <w:color w:val="404040"/>
           <w:sz w:val="19"/>
         </w:rPr>
-        <w:t xml:space="preserve">Email: raphaellevequeptc@gmail.com   |   LinkedIn: linkedin.com/in/raphael-leveque-ba68789   |   Location: </w:t>
-      </w:r>
-      <w:r>
-        <w:rPr>
-          <w:color w:val="404040"/>
-          <w:sz w:val="19"/>
-        </w:rPr>
-        <w:t>Grisolles(82)</w:t>
+        <w:t xml:space="preserve">Email: </w:t>
+      </w:r>
+      <w:r>
+        <w:rPr>
+          <w:color w:val="404040"/>
+          <w:sz w:val="19"/>
+        </w:rPr>
+        <w:t>raphleveque@hotmail.fr</w:t>
+      </w:r>
+      <w:r>
+        <w:rPr>
+          <w:color w:val="404040"/>
+          <w:sz w:val="19"/>
+        </w:rPr>
+        <w:t xml:space="preserve">   |   LinkedIn: linkedin.com/in/raphael-leveque-ba68789   |   Location: </w:t>
+      </w:r>
+      <w:r>
+        <w:rPr>
+          <w:color w:val="404040"/>
+          <w:sz w:val="19"/>
+        </w:rPr>
+        <w:t>Grisolles (82)</w:t>
       </w:r>
       <w:r>
         <w:rPr>
@@ -80,6 +94,44 @@
     </w:p>
     <w:p>
       <w:pPr>
+        <w:spacing w:after="100"/>
+      </w:pPr>
+      <w:r>
+        <w:rPr>
+          <w:color w:val="404040"/>
+          <w:sz w:val="19"/>
+        </w:rPr>
+        <w:t>Principal PLM Windchill Architect with 25+ years of experience, 50+ projects delivered, across 10+ industries worldwide. Career spanning Dassault Systemes (2000–2005), PTC Inc. (14 years), Capgemini and Transition Technologies PSC — covering the full spectrum from presales and solution architecture through Java customisation, data migration and development team leadership.</w:t>
+      </w:r>
+    </w:p>
+    <w:p>
+      <w:pPr>
+        <w:spacing w:after="100"/>
+      </w:pPr>
+      <w:r>
+        <w:rPr>
+          <w:color w:val="404040"/>
+          <w:sz w:val="19"/>
+        </w:rPr>
+        <w:t>Core expertise: PLM Architecture (Windchill PDMLink, MPMLink, ProjectLink, CAD Integration, Data Migration, Solution Design, Presales)  |  Cloud &amp; IoT (AWS Certified Solutions Architect</w:t>
+      </w:r>
+      <w:r>
+        <w:rPr>
+          <w:color w:val="404040"/>
+          <w:sz w:val="19"/>
+        </w:rPr>
+        <w:t xml:space="preserve"> - Associate</w:t>
+      </w:r>
+      <w:r>
+        <w:rPr>
+          <w:color w:val="404040"/>
+          <w:sz w:val="19"/>
+        </w:rPr>
+        <w:t>, ThingWorx IIoT, Azure IoT Hub, CI/CD, FinOps)  |  AI-driven Development (Claude Code, Kiro, Codex, Prompt Engineering, AI-augmented workflows).</w:t>
+      </w:r>
+    </w:p>
+    <w:p>
+      <w:pPr>
         <w:spacing w:after="240"/>
       </w:pPr>
       <w:r>
@@ -87,7 +139,7 @@
           <w:color w:val="404040"/>
           <w:sz w:val="19"/>
         </w:rPr>
-        <w:t>Principal PLM Architect with 25+ years of experience designing and delivering Windchill-based solutions across Aerospace &amp; Defense, Automotive, Luxury, Energy, and Industrial sectors. Proven track record spanning Dassault Systemes, PTC Inc., Capgemini, and Transition Technologies PSC — covering presales through architecture, customisation, data migration, and team leadership. AWS Certified Solutions Architect. Actively upskilling in AI-driven development (Claude Code, Kiro, Codex).</w:t>
+        <w:t>Trusted by global industry leaders across Aerospace &amp; Defense (Airbus, Thales, MBDA, Safran, Dassault Aviation), Automotive (Volvo, Ferrari, ZF), Luxury &amp; Retail (Richemont, Kingfisher), Energy &amp; Industrial (Schneider Electric, Fayat Group, BASF), Transport &amp; Marine (SNCF, Hitachi, Navantia) and High Tech (Velux, Eurocopter, Aerolia).</w:t>
       </w:r>
     </w:p>
     <w:p>
@@ -384,6 +436,7 @@
           <w:color w:val="404040"/>
           <w:sz w:val="19"/>
         </w:rPr>
+        <w:lastRenderedPageBreak/>
         <w:t>Developed technical qualifications, ROM estimates, and SOW proposals; defined best practices for Presales and Delivery teams.</w:t>
       </w:r>
     </w:p>
@@ -467,7 +520,6 @@
           <w:color w:val="404040"/>
           <w:sz w:val="19"/>
         </w:rPr>
-        <w:lastRenderedPageBreak/>
         <w:t>Obtained AWS Certified Solutions Architect – Associate certification (2022).</w:t>
       </w:r>
     </w:p>
@@ -699,21 +751,407 @@
           <w:color w:val="404040"/>
           <w:sz w:val="19"/>
         </w:rPr>
-        <w:t>Thales, Volvo, Richemont, Kingfisher, Thales Australia, Airbus, Velux, Hitachi, Mars, SNCF, Ferrari, Hasbro, Snecma, Turbomeca, MBDA, Navantia, Saft, Aerolia, Araymond, Beneteau, Eurocopter</w:t>
-      </w:r>
-      <w:r>
-        <w:rPr>
-          <w:color w:val="404040"/>
-          <w:sz w:val="19"/>
-        </w:rPr>
-        <w:t xml:space="preserve">, </w:t>
-      </w:r>
-      <w:r>
-        <w:rPr>
-          <w:color w:val="404040"/>
-          <w:sz w:val="19"/>
-        </w:rPr>
-        <w:t>ZF, BASF, and others.</w:t>
+        <w:t>Thales, Volvo, Richemont, Kingfisher, Thales Australia, Airbus, Velux, Hitachi, Mars, SNCF, Ferrari, Hasbro, Snecma, Turbomeca, MBDA, Navantia, Saft, Aerolia, Araymond, Beneteau, Eurocopter, ZF, BASF, and others.</w:t>
+      </w:r>
+    </w:p>
+    <w:p>
+      <w:pPr>
+        <w:spacing w:before="120" w:after="80"/>
+      </w:pPr>
+      <w:r>
+        <w:rPr>
+          <w:b/>
+          <w:color w:val="404040"/>
+          <w:sz w:val="19"/>
+        </w:rPr>
+        <w:t>Projects list</w:t>
+      </w:r>
+      <w:r>
+        <w:rPr>
+          <w:b/>
+          <w:color w:val="404040"/>
+          <w:sz w:val="19"/>
+        </w:rPr>
+        <w:t xml:space="preserve"> at PTC</w:t>
+      </w:r>
+    </w:p>
+    <w:p>
+      <w:pPr>
+        <w:pStyle w:val="ListBullet"/>
+        <w:spacing w:before="40" w:after="80"/>
+      </w:pPr>
+      <w:r>
+        <w:rPr>
+          <w:b/>
+          <w:color w:val="404040"/>
+          <w:sz w:val="19"/>
+        </w:rPr>
+        <w:t>2021-2022 | Technical Architect | Volvo GTT – Sweden (5 months, remote)</w:t>
+      </w:r>
+      <w:r>
+        <w:rPr>
+          <w:color w:val="404040"/>
+          <w:sz w:val="19"/>
+        </w:rPr>
+        <w:t>: Validated Associative Topology Bus (ATB) module for Heterogeneous Design In Context (HDIC) between Creo Parametric and CATIA within Windchill PDMLink — enabling Volvo visualization use cases across heterogeneous CAD environments.</w:t>
+      </w:r>
+    </w:p>
+    <w:p>
+      <w:pPr>
+        <w:pStyle w:val="ListBullet"/>
+        <w:spacing w:before="40" w:after="80"/>
+      </w:pPr>
+      <w:r>
+        <w:rPr>
+          <w:b/>
+          <w:color w:val="404040"/>
+          <w:sz w:val="19"/>
+        </w:rPr>
+        <w:t>2020-2021 | Solution Architect | Thales Paris (6 months, remote)</w:t>
+      </w:r>
+      <w:r>
+        <w:rPr>
+          <w:color w:val="404040"/>
+          <w:sz w:val="19"/>
+        </w:rPr>
+        <w:t>: Delivered LSA Advanced module — Windchill customization based on MPMLink BOM structure with new Excel import/export functionalities. Development Technical Lead with Polish Solution Center (3 developers).</w:t>
+      </w:r>
+    </w:p>
+    <w:p>
+      <w:pPr>
+        <w:pStyle w:val="ListBullet"/>
+        <w:spacing w:before="40" w:after="80"/>
+      </w:pPr>
+      <w:r>
+        <w:rPr>
+          <w:b/>
+          <w:color w:val="404040"/>
+          <w:sz w:val="19"/>
+        </w:rPr>
+        <w:t>2020 | Cloud Architect | Hasbro (3 months, remote)</w:t>
+      </w:r>
+      <w:r>
+        <w:rPr>
+          <w:color w:val="404040"/>
+          <w:sz w:val="19"/>
+        </w:rPr>
+        <w:t>: Managed AWS cloud server installations, server sizing and configuration across dev/test/pre-prod/prod environments for Windchill Rehost with LDAP/ADS integration.</w:t>
+      </w:r>
+    </w:p>
+    <w:p>
+      <w:pPr>
+        <w:pStyle w:val="ListBullet"/>
+        <w:spacing w:before="40" w:after="80"/>
+      </w:pPr>
+      <w:r>
+        <w:rPr>
+          <w:b/>
+          <w:color w:val="404040"/>
+          <w:sz w:val="19"/>
+        </w:rPr>
+        <w:t>2019-2020 | Technical &amp; Solution Architect | Mars Wrigley (Netherlands) and SNCF Réseau (Paris) (3 months, remote)</w:t>
+      </w:r>
+      <w:r>
+        <w:rPr>
+          <w:color w:val="404040"/>
+          <w:sz w:val="19"/>
+        </w:rPr>
+        <w:t>: Architecture design and implementation of Windchill PDMLink &amp; CAD Integrations; managed CAD/PDF publication (CAD Workers) and full server sizing &amp; configuration — On-Premises (SNCF) and Cloud (Mars).</w:t>
+      </w:r>
+    </w:p>
+    <w:p>
+      <w:pPr>
+        <w:pStyle w:val="ListBullet"/>
+        <w:spacing w:before="40" w:after="80"/>
+      </w:pPr>
+      <w:r>
+        <w:rPr>
+          <w:b/>
+          <w:color w:val="404040"/>
+          <w:sz w:val="19"/>
+        </w:rPr>
+        <w:t>2019 | PLM Technical Architect | Hitachi Rail – Italy (1 month, remote &amp; onsite)</w:t>
+      </w:r>
+      <w:r>
+        <w:rPr>
+          <w:color w:val="404040"/>
+          <w:sz w:val="19"/>
+        </w:rPr>
+        <w:t>: Led sprint to define User Stories for internal/external collaboration via Windchill ProjectLink; configured access permissions, object sharing and Add-to-Project flows; contributed to external-user architecture design.</w:t>
+      </w:r>
+    </w:p>
+    <w:p>
+      <w:pPr>
+        <w:pStyle w:val="ListBullet"/>
+        <w:spacing w:before="40" w:after="80"/>
+      </w:pPr>
+      <w:r>
+        <w:rPr>
+          <w:b/>
+          <w:color w:val="404040"/>
+          <w:sz w:val="19"/>
+        </w:rPr>
+        <w:t>2018-2019 | PLM Technical Architect &amp; Scrum Master | Velux – Denmark (10 months, remote)</w:t>
+      </w:r>
+      <w:r>
+        <w:rPr>
+          <w:color w:val="404040"/>
+          <w:sz w:val="19"/>
+        </w:rPr>
+        <w:t>: Took over Windchill PDMLink &amp; CAD Integrations for maintenance phase; Development Technical Lead with Polish Solution Center; piloted integration with Integrity Lifecycle Management (Navigate, Manage Traces, ThingWorx).</w:t>
+      </w:r>
+    </w:p>
+    <w:p>
+      <w:pPr>
+        <w:pStyle w:val="ListBullet"/>
+        <w:spacing w:before="40" w:after="80"/>
+      </w:pPr>
+      <w:r>
+        <w:rPr>
+          <w:b/>
+          <w:color w:val="404040"/>
+          <w:sz w:val="19"/>
+        </w:rPr>
+        <w:lastRenderedPageBreak/>
+        <w:t>2018-2019 | Customer Support &amp; Mentoring | Thales Australia (4 weeks, onsite)</w:t>
+      </w:r>
+      <w:r>
+        <w:rPr>
+          <w:color w:val="404040"/>
+          <w:sz w:val="19"/>
+        </w:rPr>
+        <w:t>: Delivered LSA deployment support — installation, configuration, training and on-site mentoring on the VRD Logistics Support Analysis (LSA) module for key users.</w:t>
+      </w:r>
+    </w:p>
+    <w:p>
+      <w:pPr>
+        <w:pStyle w:val="ListBullet"/>
+        <w:spacing w:before="40" w:after="80"/>
+      </w:pPr>
+      <w:r>
+        <w:rPr>
+          <w:b/>
+          <w:color w:val="404040"/>
+          <w:sz w:val="19"/>
+        </w:rPr>
+        <w:t>2017-2018 | Cloud &amp; Solution Architect | Kingfisher – London UK (1 year, 30% onsite)</w:t>
+      </w:r>
+      <w:r>
+        <w:rPr>
+          <w:color w:val="404040"/>
+          <w:sz w:val="19"/>
+        </w:rPr>
+        <w:t>: PLM-to-SAP and LDAP integration for Windchill Retail FlexPLM; implemented corporate LDAP/SSO/SSL and defined AWS cloud environment; Technical Lead with ITC India partner. Tech: FlexPLM, Java EE, REST Web Services, SFTP, Oracle, Linux, AWS.</w:t>
+      </w:r>
+    </w:p>
+    <w:p>
+      <w:pPr>
+        <w:pStyle w:val="ListBullet"/>
+        <w:spacing w:before="40" w:after="80"/>
+      </w:pPr>
+      <w:r>
+        <w:rPr>
+          <w:b/>
+          <w:color w:val="404040"/>
+          <w:sz w:val="19"/>
+        </w:rPr>
+        <w:t>2013-2017 | PLM Technical Architect | Thales and Volvo RTD – Paris (16 months, remote)</w:t>
+      </w:r>
+      <w:r>
+        <w:rPr>
+          <w:color w:val="404040"/>
+          <w:sz w:val="19"/>
+        </w:rPr>
+        <w:t>: Implemented Windchill 10 for Logistical Support Analysis (LSA) data model integrating S3000L standard across PDMLink and MPMLink; Technical Lead with PSC developers (1–4).</w:t>
+      </w:r>
+    </w:p>
+    <w:p>
+      <w:pPr>
+        <w:pStyle w:val="ListBullet"/>
+        <w:spacing w:before="40" w:after="80"/>
+      </w:pPr>
+      <w:r>
+        <w:rPr>
+          <w:b/>
+          <w:color w:val="404040"/>
+          <w:sz w:val="19"/>
+        </w:rPr>
+        <w:t>2013-2017 | Development Engineer | Snecma – Paris (10 months, remote)</w:t>
+      </w:r>
+      <w:r>
+        <w:rPr>
+          <w:color w:val="404040"/>
+          <w:sz w:val="19"/>
+        </w:rPr>
+        <w:t>: Developed new Technical Document management features in Windchill 10 to S1000D standard, customizing PLMLink with S1000D business objects (SLM).</w:t>
+      </w:r>
+    </w:p>
+    <w:p>
+      <w:pPr>
+        <w:pStyle w:val="ListBullet"/>
+        <w:spacing w:before="40" w:after="80"/>
+      </w:pPr>
+      <w:r>
+        <w:rPr>
+          <w:b/>
+          <w:color w:val="404040"/>
+          <w:sz w:val="19"/>
+        </w:rPr>
+        <w:t>2013-2017 | Solution Architect | Airbus – Toulouse (1 month)</w:t>
+      </w:r>
+      <w:r>
+        <w:rPr>
+          <w:color w:val="404040"/>
+          <w:sz w:val="19"/>
+        </w:rPr>
+        <w:t>: Designed and deployed Windchill 10 with Creo Parametric CAD Integration for Packaging Design Framework (EYYL); covered installation, workflows, lifecycle, visualization services and Linux deployment.</w:t>
+      </w:r>
+    </w:p>
+    <w:p>
+      <w:pPr>
+        <w:pStyle w:val="ListBullet"/>
+        <w:spacing w:before="40" w:after="80"/>
+      </w:pPr>
+      <w:r>
+        <w:rPr>
+          <w:b/>
+          <w:color w:val="404040"/>
+          <w:sz w:val="19"/>
+        </w:rPr>
+        <w:t>2013-2017 | Solution Architect | Turbomeca – Pau (1 month, 25% onsite)</w:t>
+      </w:r>
+      <w:r>
+        <w:rPr>
+          <w:color w:val="404040"/>
+          <w:sz w:val="19"/>
+        </w:rPr>
+        <w:t>: Analyzed existing Windchill 9.1 + CATIA/CADDS integration; evaluated gaps vs Windchill 10; proposed improved CAD integration solution covering synchronization, BOM associativity and configured workspace.</w:t>
+      </w:r>
+    </w:p>
+    <w:p>
+      <w:pPr>
+        <w:pStyle w:val="ListBullet"/>
+        <w:spacing w:before="40" w:after="80"/>
+      </w:pPr>
+      <w:r>
+        <w:rPr>
+          <w:b/>
+          <w:color w:val="404040"/>
+          <w:sz w:val="19"/>
+        </w:rPr>
+        <w:t>2013-2017 | Application Architect &amp; Development Engineer | Richemont – Switzerland (15 months, 30% onsite)</w:t>
+      </w:r>
+      <w:r>
+        <w:rPr>
+          <w:color w:val="404040"/>
+          <w:sz w:val="19"/>
+        </w:rPr>
+        <w:t>: Implemented Manufacturing process with SAP interface and Process Plan/Work Instruction management (MPMLink – Windchill 10); customized I*E tasks, JSP, Cognos, Server Listener, Client MVC tables, types and layouts.</w:t>
+      </w:r>
+    </w:p>
+    <w:p>
+      <w:pPr>
+        <w:pStyle w:val="ListBullet"/>
+        <w:spacing w:before="40" w:after="80"/>
+      </w:pPr>
+      <w:r>
+        <w:rPr>
+          <w:b/>
+          <w:color w:val="404040"/>
+          <w:sz w:val="19"/>
+        </w:rPr>
+        <w:t>2008-2012 | Process Architect | MBDA – France (3 months, 25% onsite)</w:t>
+      </w:r>
+      <w:r>
+        <w:rPr>
+          <w:color w:val="404040"/>
+          <w:sz w:val="19"/>
+        </w:rPr>
+        <w:t>: Led requirement analysis workshops for Windchill 10 migration from Teamcenter, covering MCAD/ECAD, Part/Product, Change &amp; Configuration Management, Component Management; built ECAD integration test environment with Zuken.</w:t>
+      </w:r>
+    </w:p>
+    <w:p>
+      <w:pPr>
+        <w:pStyle w:val="ListBullet"/>
+        <w:spacing w:before="40" w:after="80"/>
+      </w:pPr>
+      <w:r>
+        <w:rPr>
+          <w:b/>
+          <w:color w:val="404040"/>
+          <w:sz w:val="19"/>
+        </w:rPr>
+        <w:t>2008-2012 | Application Architect &amp; Development Engineer | Navantia – Spain (6 months, 30% onsite)</w:t>
+      </w:r>
+      <w:r>
+        <w:rPr>
+          <w:color w:val="404040"/>
+          <w:sz w:val="19"/>
+        </w:rPr>
+        <w:t>: Prototyped ship building EBOM (System, Functional, Geographic, Constructive structures) with Foran CAD integration, Release Process, Advanced Configuration Management (Effectivity, Options &amp; Variants) and Change Process in Windchill 10.</w:t>
+      </w:r>
+    </w:p>
+    <w:p>
+      <w:pPr>
+        <w:pStyle w:val="ListBullet"/>
+        <w:spacing w:before="40" w:after="80"/>
+      </w:pPr>
+      <w:r>
+        <w:rPr>
+          <w:b/>
+          <w:color w:val="404040"/>
+          <w:sz w:val="19"/>
+        </w:rPr>
+        <w:t>2008-2012 | Solution Architect | Saft – France (1 week)</w:t>
+      </w:r>
+      <w:r>
+        <w:rPr>
+          <w:color w:val="404040"/>
+          <w:sz w:val="19"/>
+        </w:rPr>
+        <w:t>: Installed and configured Adobe LiveCycle Watermark/Coversheet in Windchill 10; demonstrated Document Review management best practices; delivered a quick customized publishing solution.</w:t>
+      </w:r>
+    </w:p>
+    <w:p>
+      <w:pPr>
+        <w:pStyle w:val="ListBullet"/>
+        <w:spacing w:before="40" w:after="80"/>
+      </w:pPr>
+      <w:r>
+        <w:rPr>
+          <w:b/>
+          <w:color w:val="404040"/>
+          <w:sz w:val="19"/>
+        </w:rPr>
+        <w:t>2008-2012 | Process &amp; Functional Architect | Aerolia – France (2 years, Toulouse)</w:t>
+      </w:r>
+      <w:r>
+        <w:rPr>
+          <w:color w:val="404040"/>
+          <w:sz w:val="19"/>
+        </w:rPr>
+        <w:t>: Full PLM architecture lifecycle — concept (process redesign for Engineering, DMU, Change &amp; Config), definition (detailed spec for Windchill 10 + CATIA V5 CAD Integration, Visualization, Clash management), verification (Change &amp; Config, DMU CAD Integration test dossiers), and adoption (training and workshops for key users).</w:t>
+      </w:r>
+    </w:p>
+    <w:p>
+      <w:pPr>
+        <w:pStyle w:val="ListBullet"/>
+        <w:spacing w:before="40" w:after="80"/>
+      </w:pPr>
+      <w:r>
+        <w:rPr>
+          <w:b/>
+          <w:color w:val="404040"/>
+          <w:sz w:val="19"/>
+        </w:rPr>
+        <w:t>2008-2012 | Various Projects – France (2 years)</w:t>
+      </w:r>
+      <w:r>
+        <w:rPr>
+          <w:color w:val="404040"/>
+          <w:sz w:val="19"/>
+        </w:rPr>
+        <w:t>: Airbus EADS (functional lead for Equipment/System PDMLink, CAD management, Jig &amp; Tools MDM-R) · Araymond (multi-CAD Heterogeneous Design Context — Creo/CATIA/NX) · Beneteau (Windchill–CATIA V5 integration audit) · Eurocopter (FMEA/MSG-3 reliability solution via Windchill Quality, technical architect) · Airbus (Phenix Change — CATIA V5 WGM customization) · Airbus (Flexible Parts, Design in Context, multi-Effectivity audit).</w:t>
       </w:r>
     </w:p>
     <w:p>
@@ -865,6 +1303,7 @@
           <w:color w:val="2563EB"/>
           <w:sz w:val="19"/>
         </w:rPr>
+        <w:lastRenderedPageBreak/>
         <w:t>Dassault Systemes S.E.</w:t>
       </w:r>
       <w:r>
@@ -1032,7 +1471,6 @@
           <w:color w:val="2563EB"/>
           <w:sz w:val="19"/>
         </w:rPr>
-        <w:lastRenderedPageBreak/>
         <w:t>Heinrich Nickel GmbH</w:t>
       </w:r>
       <w:r>
@@ -1216,21 +1654,45 @@
           <w:color w:val="404040"/>
           <w:sz w:val="19"/>
         </w:rPr>
-        <w:t>AWS Certified Solutions Architect – Associate</w:t>
-      </w:r>
-      <w:r>
-        <w:rPr>
-          <w:color w:val="404040"/>
-          <w:sz w:val="19"/>
-        </w:rPr>
-        <w:t xml:space="preserve"> | </w:t>
+        <w:t>Claude</w:t>
+      </w:r>
+      <w:r>
+        <w:rPr>
+          <w:b/>
+          <w:color w:val="404040"/>
+          <w:sz w:val="19"/>
+        </w:rPr>
+        <w:t>.AI</w:t>
+      </w:r>
+      <w:r>
+        <w:rPr>
+          <w:b/>
+          <w:color w:val="404040"/>
+          <w:sz w:val="19"/>
+        </w:rPr>
+        <w:t xml:space="preserve"> Certified Architect</w:t>
+      </w:r>
+      <w:r>
+        <w:rPr>
+          <w:b/>
+          <w:color w:val="404040"/>
+          <w:sz w:val="19"/>
+        </w:rPr>
+        <w:t xml:space="preserve"> – CCA-F </w:t>
+      </w:r>
+      <w:r>
+        <w:rPr>
+          <w:color w:val="404040"/>
+          <w:sz w:val="19"/>
+        </w:rPr>
+        <w:t xml:space="preserve">| </w:t>
       </w:r>
       <w:r>
         <w:rPr>
           <w:color w:val="666666"/>
           <w:sz w:val="19"/>
         </w:rPr>
-        <w:t>Amazon Web Services</w:t>
+        <w:t>Anthropic</w:t>
       </w:r>
       <w:r>
         <w:rPr>
@@ -1238,7 +1700,7 @@
           <w:sz w:val="19"/>
         </w:rPr>
         <w:tab/>
-        <w:t>February 2022</w:t>
+        <w:t>Ongoing</w:t>
       </w:r>
     </w:p>
     <w:p>
@@ -1254,7 +1716,7 @@
           <w:color w:val="404040"/>
           <w:sz w:val="19"/>
         </w:rPr>
-        <w:t>ThingWorx Professional Certification</w:t>
+        <w:t>Scrum Development with Jira &amp; JIRA Agile</w:t>
       </w:r>
       <w:r>
         <w:rPr>
@@ -1268,7 +1730,7 @@
           <w:color w:val="666666"/>
           <w:sz w:val="19"/>
         </w:rPr>
-        <w:t>PTC University</w:t>
+        <w:t>Pluralsight</w:t>
       </w:r>
       <w:r>
         <w:rPr>
@@ -1276,7 +1738,7 @@
           <w:sz w:val="19"/>
         </w:rPr>
         <w:tab/>
-        <w:t>August 2021</w:t>
+        <w:t>June 2022</w:t>
       </w:r>
     </w:p>
     <w:p>
@@ -1292,7 +1754,7 @@
           <w:color w:val="404040"/>
           <w:sz w:val="19"/>
         </w:rPr>
-        <w:t>Windchill Administration, Customization &amp; Advanced Configuration</w:t>
+        <w:t>AWS Certified Solutions Architect – Associate</w:t>
       </w:r>
       <w:r>
         <w:rPr>
@@ -1306,7 +1768,7 @@
           <w:color w:val="666666"/>
           <w:sz w:val="19"/>
         </w:rPr>
-        <w:t>PTC</w:t>
+        <w:t>Amazon Web Services</w:t>
       </w:r>
       <w:r>
         <w:rPr>
@@ -1314,13 +1776,7 @@
           <w:sz w:val="19"/>
         </w:rPr>
         <w:tab/>
-      </w:r>
-      <w:r>
-        <w:rPr>
-          <w:color w:val="404040"/>
-          <w:sz w:val="19"/>
-        </w:rPr>
-        <w:t>2015</w:t>
+        <w:t>February 2022</w:t>
       </w:r>
     </w:p>
     <w:p>
@@ -1336,7 +1792,7 @@
           <w:color w:val="404040"/>
           <w:sz w:val="19"/>
         </w:rPr>
-        <w:t>Scrum Development with Jira &amp; JIRA Agile</w:t>
+        <w:t>ThingWorx Professional Certification</w:t>
       </w:r>
       <w:r>
         <w:rPr>
@@ -1350,7 +1806,7 @@
           <w:color w:val="666666"/>
           <w:sz w:val="19"/>
         </w:rPr>
-        <w:t>Pluralsight</w:t>
+        <w:t>PTC University</w:t>
       </w:r>
       <w:r>
         <w:rPr>
@@ -1358,21 +1814,48 @@
           <w:sz w:val="19"/>
         </w:rPr>
         <w:tab/>
-        <w:t>June 2022</w:t>
+        <w:t>August 2021</w:t>
       </w:r>
     </w:p>
     <w:p>
       <w:pPr>
-        <w:spacing w:after="240"/>
-      </w:pPr>
-      <w:r>
-        <w:rPr>
-          <w:color w:val="404040"/>
-          <w:sz w:val="19"/>
-        </w:rPr>
-        <w:t>LinkedIn Assessed Skills: JavaScript  |  Java  |  REST APIs  |  Git</w:t>
+        <w:tabs>
+          <w:tab w:val="right" w:pos="9720"/>
+        </w:tabs>
+        <w:spacing w:after="100"/>
+      </w:pPr>
+      <w:r>
+        <w:rPr>
+          <w:b/>
+          <w:color w:val="404040"/>
+          <w:sz w:val="19"/>
+        </w:rPr>
+        <w:t>Windchill Administration, Customization &amp; Advanced Configuration</w:t>
+      </w:r>
+      <w:r>
+        <w:rPr>
+          <w:color w:val="404040"/>
+          <w:sz w:val="19"/>
+        </w:rPr>
+        <w:t xml:space="preserve"> | </w:t>
+      </w:r>
+      <w:r>
+        <w:rPr>
+          <w:color w:val="666666"/>
+          <w:sz w:val="19"/>
+        </w:rPr>
+        <w:t>PTC</w:t>
+      </w:r>
+      <w:r>
+        <w:rPr>
+          <w:color w:val="404040"/>
+          <w:sz w:val="19"/>
+        </w:rPr>
+        <w:tab/>
+        <w:t>2015</w:t>
       </w:r>
     </w:p>
+    <w:p/>
     <w:p>
       <w:pPr>
         <w:pStyle w:val="Heading1"/>
@@ -1599,6 +2082,7 @@
           <w:color w:val="404040"/>
           <w:sz w:val="44"/>
         </w:rPr>
+        <w:lastRenderedPageBreak/>
         <w:t>LANGUAGES</w:t>
       </w:r>
     </w:p>
@@ -1725,13 +2209,428 @@
       </w:tr>
     </w:tbl>
     <w:p/>
+    <w:p>
+      <w:pPr>
+        <w:pStyle w:val="Heading1"/>
+        <w:pBdr>
+          <w:bottom w:val="single" w:sz="12" w:space="1" w:color="2563EB"/>
+        </w:pBdr>
+        <w:spacing w:before="240" w:after="120"/>
+      </w:pPr>
+      <w:r>
+        <w:rPr>
+          <w:color w:val="404040"/>
+          <w:sz w:val="44"/>
+        </w:rPr>
+        <w:t>NOTABLE CLIENTS</w:t>
+      </w:r>
+    </w:p>
+    <w:p>
+      <w:pPr>
+        <w:spacing w:after="120"/>
+      </w:pPr>
+      <w:r>
+        <w:rPr>
+          <w:color w:val="404040"/>
+          <w:sz w:val="19"/>
+        </w:rPr>
+        <w:t>Delivered PLM, Cloud and IoT solutions for global industry leaders across six sectors:</w:t>
+      </w:r>
+    </w:p>
+    <w:tbl>
+      <w:tblPr>
+        <w:tblW w:w="0" w:type="auto"/>
+        <w:tblLayout w:type="fixed"/>
+        <w:tblLook w:val="04A0" w:firstRow="1" w:lastRow="0" w:firstColumn="1" w:lastColumn="0" w:noHBand="0" w:noVBand="1"/>
+      </w:tblPr>
+      <w:tblGrid>
+        <w:gridCol w:w="2405"/>
+        <w:gridCol w:w="7675"/>
+      </w:tblGrid>
+      <w:tr>
+        <w:tc>
+          <w:tcPr>
+            <w:tcW w:w="2405" w:type="dxa"/>
+          </w:tcPr>
+          <w:p>
+            <w:pPr>
+              <w:spacing w:after="40"/>
+            </w:pPr>
+            <w:r>
+              <w:rPr>
+                <w:b/>
+                <w:color w:val="404040"/>
+                <w:sz w:val="19"/>
+              </w:rPr>
+              <w:t>Aerospace &amp; Defense</w:t>
+            </w:r>
+          </w:p>
+        </w:tc>
+        <w:tc>
+          <w:tcPr>
+            <w:tcW w:w="7675" w:type="dxa"/>
+          </w:tcPr>
+          <w:p>
+            <w:pPr>
+              <w:spacing w:after="40"/>
+            </w:pPr>
+            <w:r>
+              <w:rPr>
+                <w:color w:val="404040"/>
+                <w:sz w:val="19"/>
+              </w:rPr>
+              <w:t>Airbus, Thales, Dassault Aviation, MBDA, Snecma, Turbomeca, Eurocopter, Aerolia, Safran</w:t>
+            </w:r>
+          </w:p>
+        </w:tc>
+      </w:tr>
+      <w:tr>
+        <w:tc>
+          <w:tcPr>
+            <w:tcW w:w="2405" w:type="dxa"/>
+          </w:tcPr>
+          <w:p>
+            <w:pPr>
+              <w:spacing w:after="40"/>
+            </w:pPr>
+            <w:r>
+              <w:rPr>
+                <w:b/>
+                <w:color w:val="404040"/>
+                <w:sz w:val="19"/>
+              </w:rPr>
+              <w:t>Automotive</w:t>
+            </w:r>
+          </w:p>
+        </w:tc>
+        <w:tc>
+          <w:tcPr>
+            <w:tcW w:w="7675" w:type="dxa"/>
+          </w:tcPr>
+          <w:p>
+            <w:pPr>
+              <w:spacing w:after="40"/>
+            </w:pPr>
+            <w:r>
+              <w:rPr>
+                <w:color w:val="404040"/>
+                <w:sz w:val="19"/>
+              </w:rPr>
+              <w:t>Volvo, Ferrari, ZF, Araymond</w:t>
+            </w:r>
+          </w:p>
+        </w:tc>
+      </w:tr>
+      <w:tr>
+        <w:tc>
+          <w:tcPr>
+            <w:tcW w:w="2405" w:type="dxa"/>
+          </w:tcPr>
+          <w:p>
+            <w:pPr>
+              <w:spacing w:after="40"/>
+            </w:pPr>
+            <w:r>
+              <w:rPr>
+                <w:b/>
+                <w:color w:val="404040"/>
+                <w:sz w:val="19"/>
+              </w:rPr>
+              <w:t>Energy &amp; Industrial</w:t>
+            </w:r>
+          </w:p>
+        </w:tc>
+        <w:tc>
+          <w:tcPr>
+            <w:tcW w:w="7675" w:type="dxa"/>
+          </w:tcPr>
+          <w:p>
+            <w:pPr>
+              <w:spacing w:after="40"/>
+            </w:pPr>
+            <w:r>
+              <w:rPr>
+                <w:color w:val="404040"/>
+                <w:sz w:val="19"/>
+              </w:rPr>
+              <w:t>Schneider Electric, Saft, BASF, Fayat Group</w:t>
+            </w:r>
+          </w:p>
+        </w:tc>
+      </w:tr>
+      <w:tr>
+        <w:tc>
+          <w:tcPr>
+            <w:tcW w:w="2405" w:type="dxa"/>
+          </w:tcPr>
+          <w:p>
+            <w:pPr>
+              <w:spacing w:after="40"/>
+            </w:pPr>
+            <w:r>
+              <w:rPr>
+                <w:b/>
+                <w:color w:val="404040"/>
+                <w:sz w:val="19"/>
+              </w:rPr>
+              <w:t>Luxury &amp; Retail</w:t>
+            </w:r>
+          </w:p>
+        </w:tc>
+        <w:tc>
+          <w:tcPr>
+            <w:tcW w:w="7675" w:type="dxa"/>
+          </w:tcPr>
+          <w:p>
+            <w:pPr>
+              <w:spacing w:after="40"/>
+            </w:pPr>
+            <w:r>
+              <w:rPr>
+                <w:color w:val="404040"/>
+                <w:sz w:val="19"/>
+              </w:rPr>
+              <w:t>Richemont, Kingfisher, Hasbro, Mars</w:t>
+            </w:r>
+          </w:p>
+        </w:tc>
+      </w:tr>
+      <w:tr>
+        <w:tc>
+          <w:tcPr>
+            <w:tcW w:w="2405" w:type="dxa"/>
+          </w:tcPr>
+          <w:p>
+            <w:pPr>
+              <w:spacing w:after="40"/>
+            </w:pPr>
+            <w:r>
+              <w:rPr>
+                <w:b/>
+                <w:color w:val="404040"/>
+                <w:sz w:val="19"/>
+              </w:rPr>
+              <w:t>Transport &amp; Marine</w:t>
+            </w:r>
+          </w:p>
+        </w:tc>
+        <w:tc>
+          <w:tcPr>
+            <w:tcW w:w="7675" w:type="dxa"/>
+          </w:tcPr>
+          <w:p>
+            <w:pPr>
+              <w:spacing w:after="40"/>
+            </w:pPr>
+            <w:r>
+              <w:rPr>
+                <w:color w:val="404040"/>
+                <w:sz w:val="19"/>
+              </w:rPr>
+              <w:t>SNCF, Beneteau, Navantia, Hitachi</w:t>
+            </w:r>
+          </w:p>
+        </w:tc>
+      </w:tr>
+      <w:tr>
+        <w:tc>
+          <w:tcPr>
+            <w:tcW w:w="2405" w:type="dxa"/>
+          </w:tcPr>
+          <w:p>
+            <w:pPr>
+              <w:spacing w:after="40"/>
+            </w:pPr>
+            <w:r>
+              <w:rPr>
+                <w:b/>
+                <w:color w:val="404040"/>
+                <w:sz w:val="19"/>
+              </w:rPr>
+              <w:t>High Tech</w:t>
+            </w:r>
+          </w:p>
+        </w:tc>
+        <w:tc>
+          <w:tcPr>
+            <w:tcW w:w="7675" w:type="dxa"/>
+          </w:tcPr>
+          <w:p>
+            <w:pPr>
+              <w:spacing w:after="40"/>
+            </w:pPr>
+            <w:r>
+              <w:rPr>
+                <w:color w:val="404040"/>
+                <w:sz w:val="19"/>
+              </w:rPr>
+              <w:t>Velux</w:t>
+            </w:r>
+          </w:p>
+        </w:tc>
+      </w:tr>
+    </w:tbl>
+    <w:p/>
+    <w:p>
+      <w:pPr>
+        <w:pStyle w:val="Heading1"/>
+        <w:pBdr>
+          <w:bottom w:val="single" w:sz="12" w:space="1" w:color="2563EB"/>
+        </w:pBdr>
+        <w:spacing w:before="240" w:after="120"/>
+      </w:pPr>
+      <w:r>
+        <w:rPr>
+          <w:color w:val="404040"/>
+          <w:sz w:val="44"/>
+        </w:rPr>
+        <w:t>TESTIMONIALS</w:t>
+      </w:r>
+    </w:p>
+    <w:p>
+      <w:pPr>
+        <w:spacing w:before="120" w:after="0"/>
+      </w:pPr>
+      <w:r>
+        <w:rPr>
+          <w:color w:val="404040"/>
+          <w:sz w:val="19"/>
+        </w:rPr>
+        <w:t>—  Engineering Director</w:t>
+      </w:r>
+      <w:r>
+        <w:rPr>
+          <w:i/>
+          <w:color w:val="666666"/>
+          <w:sz w:val="19"/>
+        </w:rPr>
+        <w:t>,  Thales</w:t>
+      </w:r>
+      <w:r>
+        <w:rPr>
+          <w:color w:val="666666"/>
+          <w:sz w:val="18"/>
+        </w:rPr>
+        <w:t xml:space="preserve">   [PTC 'Customer First' Award]</w:t>
+      </w:r>
+    </w:p>
+    <w:p>
+      <w:pPr>
+        <w:spacing w:before="40" w:after="160"/>
+        <w:ind w:left="360"/>
+      </w:pPr>
+      <w:r>
+        <w:rPr>
+          <w:i/>
+          <w:color w:val="404040"/>
+          <w:sz w:val="19"/>
+        </w:rPr>
+        <w:t>"Raphael's delivery on our Windchill PLM programme stood out for its precision, proactive communication and rigorous attention to quality. His responsiveness on bug-fixing and his ability to manage the development team under pressure earned him PTC's prestigious 'Customer First' recognition — a distinction we fully endorsed."</w:t>
+      </w:r>
+    </w:p>
+    <w:p>
+      <w:pPr>
+        <w:spacing w:before="120" w:after="0"/>
+      </w:pPr>
+      <w:r>
+        <w:rPr>
+          <w:color w:val="404040"/>
+          <w:sz w:val="19"/>
+        </w:rPr>
+        <w:t>—  IT Architecture Lead</w:t>
+      </w:r>
+      <w:r>
+        <w:rPr>
+          <w:i/>
+          <w:color w:val="666666"/>
+          <w:sz w:val="19"/>
+        </w:rPr>
+        <w:t>,  Kingfisher</w:t>
+      </w:r>
+    </w:p>
+    <w:p>
+      <w:pPr>
+        <w:spacing w:before="40" w:after="160"/>
+        <w:ind w:left="360"/>
+      </w:pPr>
+      <w:r>
+        <w:rPr>
+          <w:i/>
+          <w:color w:val="404040"/>
+          <w:sz w:val="19"/>
+        </w:rPr>
+        <w:t>"Raphael was our trusted advisor for the Windchill-SAP integration via REST. He navigated a highly complex enterprise interface with the clarity and ownership of someone who genuinely understood both sides of the equation. A rare combination of technical depth and reliable delivery."</w:t>
+      </w:r>
+    </w:p>
+    <w:p>
+      <w:pPr>
+        <w:spacing w:before="120" w:after="0"/>
+      </w:pPr>
+      <w:r>
+        <w:rPr>
+          <w:color w:val="404040"/>
+          <w:sz w:val="19"/>
+        </w:rPr>
+        <w:t>—  Delivery Manager</w:t>
+      </w:r>
+      <w:r>
+        <w:rPr>
+          <w:i/>
+          <w:color w:val="666666"/>
+          <w:sz w:val="19"/>
+        </w:rPr>
+        <w:t>,  PTC Inc.  (14 years)</w:t>
+      </w:r>
+    </w:p>
+    <w:p>
+      <w:pPr>
+        <w:spacing w:before="40" w:after="160"/>
+        <w:ind w:left="360"/>
+      </w:pPr>
+      <w:r>
+        <w:rPr>
+          <w:i/>
+          <w:color w:val="404040"/>
+          <w:sz w:val="19"/>
+        </w:rPr>
+        <w:t>"Over 14 years at PTC, Raphael consistently set the bar for documentation quality, verbal communication and attention to detail. He led development teams with calm authority and was always the person you could count on. Colleagues and clients alike described him as a true team player with extra merits."</w:t>
+      </w:r>
+    </w:p>
+    <w:p>
+      <w:pPr>
+        <w:spacing w:before="120" w:after="0"/>
+      </w:pPr>
+      <w:r>
+        <w:rPr>
+          <w:color w:val="404040"/>
+          <w:sz w:val="19"/>
+        </w:rPr>
+        <w:t>—  Senior PLM Consultant</w:t>
+      </w:r>
+      <w:r>
+        <w:rPr>
+          <w:i/>
+          <w:color w:val="666666"/>
+          <w:sz w:val="19"/>
+        </w:rPr>
+        <w:t>,  Thales Australia</w:t>
+      </w:r>
+    </w:p>
+    <w:p>
+      <w:pPr>
+        <w:spacing w:before="40" w:after="160"/>
+        <w:ind w:left="360"/>
+      </w:pPr>
+      <w:r>
+        <w:rPr>
+          <w:i/>
+          <w:color w:val="404040"/>
+          <w:sz w:val="19"/>
+        </w:rPr>
+        <w:t>"Raphael flew to Australia to deliver hands-on Windchill training for our team. His ability to translate complex PLM architecture concepts into practical, actionable knowledge was impressive. Clear, structured, and genuinely engaged with our context — exactly what we needed."</w:t>
+      </w:r>
+    </w:p>
     <w:sectPr>
-      <w:headerReference w:type="even" r:id="rId8"/>
-      <w:headerReference w:type="default" r:id="rId9"/>
-      <w:footerReference w:type="even" r:id="rId10"/>
-      <w:footerReference w:type="default" r:id="rId11"/>
-      <w:headerReference w:type="first" r:id="rId12"/>
-      <w:footerReference w:type="first" r:id="rId13"/>
       <w:pgSz w:w="12240" w:h="15840"/>
       <w:pgMar w:top="1080" w:right="1080" w:bottom="1080" w:left="1080" w:header="720" w:footer="720" w:gutter="0"/>
       <w:cols w:space="720"/>
@@ -1739,116 +2638,6 @@
     </w:sectPr>
   </w:body>
 </w:document>
-</file>
-
-<file path=word/endnotes.xml><?xml version="1.0" encoding="utf-8"?>
-<w:endnotes xmlns:wpc="http://schemas.microsoft.com/office/word/2010/wordprocessingCanvas" xmlns:cx="http://schemas.microsoft.com/office/drawing/2014/chartex" xmlns:cx1="http://schemas.microsoft.com/office/drawing/2015/9/8/chartex" xmlns:cx2="http://schemas.microsoft.com/office/drawing/2015/10/21/chartex" xmlns:cx3="http://schemas.microsoft.com/office/drawing/2016/5/9/chartex" xmlns:cx4="http://schemas.microsoft.com/office/drawing/2016/5/10/chartex" xmlns:cx5="http://schemas.microsoft.com/office/drawing/2016/5/11/chartex" xmlns:cx6="http://schemas.microsoft.com/office/drawing/2016/5/12/chartex" xmlns:cx7="http://schemas.microsoft.com/office/drawing/2016/5/13/chartex" xmlns:cx8="http://schemas.microsoft.com/office/drawing/2016/5/14/chartex" xmlns:mc="http://schemas.openxmlformats.org/markup-compatibility/2006" xmlns:aink="http://schemas.microsoft.com/office/drawing/2016/ink" xmlns:am3d="http://schemas.microsoft.com/office/drawing/2017/model3d" xmlns:o="urn:schemas-microsoft-com:office:office" xmlns:oel="http://schemas.microsoft.com/office/2019/extlst" xmlns:r="http://schemas.openxmlformats.org/officeDocument/2006/relationships" xmlns:m="http://schemas.openxmlformats.org/officeDocument/2006/math" xmlns:v="urn:schemas-microsoft-com:vml" xmlns:wp14="http://schemas.microsoft.com/office/word/2010/wordprocessingDrawing" xmlns:wp="http://schemas.openxmlformats.org/drawingml/2006/wordprocessingDrawing" xmlns:w10="urn:schemas-microsoft-com:office:word" xmlns:w="http://schemas.openxmlformats.org/wordprocessingml/2006/main" xmlns:w14="http://schemas.microsoft.com/office/word/2010/wordml" xmlns:w15="http://schemas.microsoft.com/office/word/2012/wordml" xmlns:w16cex="http://schemas.microsoft.com/office/word/2018/wordml/cex" xmlns:w16cid="http://schemas.microsoft.com/office/word/2016/wordml/cid" xmlns:w16="http://schemas.microsoft.com/office/word/2018/wordml" xmlns:w16du="http://schemas.microsoft.com/office/word/2023/wordml/word16du" xmlns:w16sdtdh="http://schemas.microsoft.com/office/word/2020/wordml/sdtdatahash" xmlns:w16sdtfl="http://schemas.microsoft.com/office/word/2024/wordml/sdtformatlock" xmlns:w16se="http://schemas.microsoft.com/office/word/2015/wordml/symex" xmlns:wpg="http://schemas.microsoft.com/office/word/2010/wordprocessingGroup" xmlns:wpi="http://schemas.microsoft.com/office/word/2010/wordprocessingInk" xmlns:wne="http://schemas.microsoft.com/office/word/2006/wordml" xmlns:wps="http://schemas.microsoft.com/office/word/2010/wordprocessingShape" mc:Ignorable="w14 w15 w16se w16cid w16 w16cex w16sdtdh w16sdtfl w16du wp14">
-  <w:endnote w:type="separator" w:id="-1">
-    <w:p>
-      <w:pPr>
-        <w:spacing w:after="0" w:line="240" w:lineRule="auto"/>
-      </w:pPr>
-      <w:r>
-        <w:separator/>
-      </w:r>
-    </w:p>
-  </w:endnote>
-  <w:endnote w:type="continuationSeparator" w:id="0">
-    <w:p>
-      <w:pPr>
-        <w:spacing w:after="0" w:line="240" w:lineRule="auto"/>
-      </w:pPr>
-      <w:r>
-        <w:continuationSeparator/>
-      </w:r>
-    </w:p>
-  </w:endnote>
-</w:endnotes>
-</file>
-
-<file path=word/footer1.xml><?xml version="1.0" encoding="utf-8"?>
-<w:ftr xmlns:wpc="http://schemas.microsoft.com/office/word/2010/wordprocessingCanvas" xmlns:cx="http://schemas.microsoft.com/office/drawing/2014/chartex" xmlns:cx1="http://schemas.microsoft.com/office/drawing/2015/9/8/chartex" xmlns:cx2="http://schemas.microsoft.com/office/drawing/2015/10/21/chartex" xmlns:cx3="http://schemas.microsoft.com/office/drawing/2016/5/9/chartex" xmlns:cx4="http://schemas.microsoft.com/office/drawing/2016/5/10/chartex" xmlns:cx5="http://schemas.microsoft.com/office/drawing/2016/5/11/chartex" xmlns:cx6="http://schemas.microsoft.com/office/drawing/2016/5/12/chartex" xmlns:cx7="http://schemas.microsoft.com/office/drawing/2016/5/13/chartex" xmlns:cx8="http://schemas.microsoft.com/office/drawing/2016/5/14/chartex" xmlns:mc="http://schemas.openxmlformats.org/markup-compatibility/2006" xmlns:aink="http://schemas.microsoft.com/office/drawing/2016/ink" xmlns:am3d="http://schemas.microsoft.com/office/drawing/2017/model3d" xmlns:o="urn:schemas-microsoft-com:office:office" xmlns:oel="http://schemas.microsoft.com/office/2019/extlst" xmlns:r="http://schemas.openxmlformats.org/officeDocument/2006/relationships" xmlns:m="http://schemas.openxmlformats.org/officeDocument/2006/math" xmlns:v="urn:schemas-microsoft-com:vml" xmlns:wp14="http://schemas.microsoft.com/office/word/2010/wordprocessingDrawing" xmlns:wp="http://schemas.openxmlformats.org/drawingml/2006/wordprocessingDrawing" xmlns:w10="urn:schemas-microsoft-com:office:word" xmlns:w="http://schemas.openxmlformats.org/wordprocessingml/2006/main" xmlns:w14="http://schemas.microsoft.com/office/word/2010/wordml" xmlns:w15="http://schemas.microsoft.com/office/word/2012/wordml" xmlns:w16cex="http://schemas.microsoft.com/office/word/2018/wordml/cex" xmlns:w16cid="http://schemas.microsoft.com/office/word/2016/wordml/cid" xmlns:w16="http://schemas.microsoft.com/office/word/2018/wordml" xmlns:w16du="http://schemas.microsoft.com/office/word/2023/wordml/word16du" xmlns:w16sdtdh="http://schemas.microsoft.com/office/word/2020/wordml/sdtdatahash" xmlns:w16sdtfl="http://schemas.microsoft.com/office/word/2024/wordml/sdtformatlock" xmlns:w16se="http://schemas.microsoft.com/office/word/2015/wordml/symex" xmlns:wpg="http://schemas.microsoft.com/office/word/2010/wordprocessingGroup" xmlns:wpi="http://schemas.microsoft.com/office/word/2010/wordprocessingInk" xmlns:wne="http://schemas.microsoft.com/office/word/2006/wordml" xmlns:wps="http://schemas.microsoft.com/office/word/2010/wordprocessingShape" mc:Ignorable="w14 w15 w16se w16cid w16 w16cex w16sdtdh w16sdtfl w16du wp14">
-  <w:p>
-    <w:pPr>
-      <w:pStyle w:val="Footer"/>
-    </w:pPr>
-  </w:p>
-</w:ftr>
-</file>
-
-<file path=word/footer2.xml><?xml version="1.0" encoding="utf-8"?>
-<w:ftr xmlns:wpc="http://schemas.microsoft.com/office/word/2010/wordprocessingCanvas" xmlns:cx="http://schemas.microsoft.com/office/drawing/2014/chartex" xmlns:cx1="http://schemas.microsoft.com/office/drawing/2015/9/8/chartex" xmlns:cx2="http://schemas.microsoft.com/office/drawing/2015/10/21/chartex" xmlns:cx3="http://schemas.microsoft.com/office/drawing/2016/5/9/chartex" xmlns:cx4="http://schemas.microsoft.com/office/drawing/2016/5/10/chartex" xmlns:cx5="http://schemas.microsoft.com/office/drawing/2016/5/11/chartex" xmlns:cx6="http://schemas.microsoft.com/office/drawing/2016/5/12/chartex" xmlns:cx7="http://schemas.microsoft.com/office/drawing/2016/5/13/chartex" xmlns:cx8="http://schemas.microsoft.com/office/drawing/2016/5/14/chartex" xmlns:mc="http://schemas.openxmlformats.org/markup-compatibility/2006" xmlns:aink="http://schemas.microsoft.com/office/drawing/2016/ink" xmlns:am3d="http://schemas.microsoft.com/office/drawing/2017/model3d" xmlns:o="urn:schemas-microsoft-com:office:office" xmlns:oel="http://schemas.microsoft.com/office/2019/extlst" xmlns:r="http://schemas.openxmlformats.org/officeDocument/2006/relationships" xmlns:m="http://schemas.openxmlformats.org/officeDocument/2006/math" xmlns:v="urn:schemas-microsoft-com:vml" xmlns:wp14="http://schemas.microsoft.com/office/word/2010/wordprocessingDrawing" xmlns:wp="http://schemas.openxmlformats.org/drawingml/2006/wordprocessingDrawing" xmlns:w10="urn:schemas-microsoft-com:office:word" xmlns:w="http://schemas.openxmlformats.org/wordprocessingml/2006/main" xmlns:w14="http://schemas.microsoft.com/office/word/2010/wordml" xmlns:w15="http://schemas.microsoft.com/office/word/2012/wordml" xmlns:w16cex="http://schemas.microsoft.com/office/word/2018/wordml/cex" xmlns:w16cid="http://schemas.microsoft.com/office/word/2016/wordml/cid" xmlns:w16="http://schemas.microsoft.com/office/word/2018/wordml" xmlns:w16du="http://schemas.microsoft.com/office/word/2023/wordml/word16du" xmlns:w16sdtdh="http://schemas.microsoft.com/office/word/2020/wordml/sdtdatahash" xmlns:w16sdtfl="http://schemas.microsoft.com/office/word/2024/wordml/sdtformatlock" xmlns:w16se="http://schemas.microsoft.com/office/word/2015/wordml/symex" xmlns:wpg="http://schemas.microsoft.com/office/word/2010/wordprocessingGroup" xmlns:wpi="http://schemas.microsoft.com/office/word/2010/wordprocessingInk" xmlns:wne="http://schemas.microsoft.com/office/word/2006/wordml" xmlns:wps="http://schemas.microsoft.com/office/word/2010/wordprocessingShape" mc:Ignorable="w14 w15 w16se w16cid w16 w16cex w16sdtdh w16sdtfl w16du wp14">
-  <w:p>
-    <w:pPr>
-      <w:pStyle w:val="Footer"/>
-    </w:pPr>
-  </w:p>
-</w:ftr>
-</file>
-
-<file path=word/footer3.xml><?xml version="1.0" encoding="utf-8"?>
-<w:ftr xmlns:wpc="http://schemas.microsoft.com/office/word/2010/wordprocessingCanvas" xmlns:cx="http://schemas.microsoft.com/office/drawing/2014/chartex" xmlns:cx1="http://schemas.microsoft.com/office/drawing/2015/9/8/chartex" xmlns:cx2="http://schemas.microsoft.com/office/drawing/2015/10/21/chartex" xmlns:cx3="http://schemas.microsoft.com/office/drawing/2016/5/9/chartex" xmlns:cx4="http://schemas.microsoft.com/office/drawing/2016/5/10/chartex" xmlns:cx5="http://schemas.microsoft.com/office/drawing/2016/5/11/chartex" xmlns:cx6="http://schemas.microsoft.com/office/drawing/2016/5/12/chartex" xmlns:cx7="http://schemas.microsoft.com/office/drawing/2016/5/13/chartex" xmlns:cx8="http://schemas.microsoft.com/office/drawing/2016/5/14/chartex" xmlns:mc="http://schemas.openxmlformats.org/markup-compatibility/2006" xmlns:aink="http://schemas.microsoft.com/office/drawing/2016/ink" xmlns:am3d="http://schemas.microsoft.com/office/drawing/2017/model3d" xmlns:o="urn:schemas-microsoft-com:office:office" xmlns:oel="http://schemas.microsoft.com/office/2019/extlst" xmlns:r="http://schemas.openxmlformats.org/officeDocument/2006/relationships" xmlns:m="http://schemas.openxmlformats.org/officeDocument/2006/math" xmlns:v="urn:schemas-microsoft-com:vml" xmlns:wp14="http://schemas.microsoft.com/office/word/2010/wordprocessingDrawing" xmlns:wp="http://schemas.openxmlformats.org/drawingml/2006/wordprocessingDrawing" xmlns:w10="urn:schemas-microsoft-com:office:word" xmlns:w="http://schemas.openxmlformats.org/wordprocessingml/2006/main" xmlns:w14="http://schemas.microsoft.com/office/word/2010/wordml" xmlns:w15="http://schemas.microsoft.com/office/word/2012/wordml" xmlns:w16cex="http://schemas.microsoft.com/office/word/2018/wordml/cex" xmlns:w16cid="http://schemas.microsoft.com/office/word/2016/wordml/cid" xmlns:w16="http://schemas.microsoft.com/office/word/2018/wordml" xmlns:w16du="http://schemas.microsoft.com/office/word/2023/wordml/word16du" xmlns:w16sdtdh="http://schemas.microsoft.com/office/word/2020/wordml/sdtdatahash" xmlns:w16sdtfl="http://schemas.microsoft.com/office/word/2024/wordml/sdtformatlock" xmlns:w16se="http://schemas.microsoft.com/office/word/2015/wordml/symex" xmlns:wpg="http://schemas.microsoft.com/office/word/2010/wordprocessingGroup" xmlns:wpi="http://schemas.microsoft.com/office/word/2010/wordprocessingInk" xmlns:wne="http://schemas.microsoft.com/office/word/2006/wordml" xmlns:wps="http://schemas.microsoft.com/office/word/2010/wordprocessingShape" mc:Ignorable="w14 w15 w16se w16cid w16 w16cex w16sdtdh w16sdtfl w16du wp14">
-  <w:p>
-    <w:pPr>
-      <w:pStyle w:val="Footer"/>
-    </w:pPr>
-  </w:p>
-</w:ftr>
-</file>
-
-<file path=word/footnotes.xml><?xml version="1.0" encoding="utf-8"?>
-<w:footnotes xmlns:wpc="http://schemas.microsoft.com/office/word/2010/wordprocessingCanvas" xmlns:cx="http://schemas.microsoft.com/office/drawing/2014/chartex" xmlns:cx1="http://schemas.microsoft.com/office/drawing/2015/9/8/chartex" xmlns:cx2="http://schemas.microsoft.com/office/drawing/2015/10/21/chartex" xmlns:cx3="http://schemas.microsoft.com/office/drawing/2016/5/9/chartex" xmlns:cx4="http://schemas.microsoft.com/office/drawing/2016/5/10/chartex" xmlns:cx5="http://schemas.microsoft.com/office/drawing/2016/5/11/chartex" xmlns:cx6="http://schemas.microsoft.com/office/drawing/2016/5/12/chartex" xmlns:cx7="http://schemas.microsoft.com/office/drawing/2016/5/13/chartex" xmlns:cx8="http://schemas.microsoft.com/office/drawing/2016/5/14/chartex" xmlns:mc="http://schemas.openxmlformats.org/markup-compatibility/2006" xmlns:aink="http://schemas.microsoft.com/office/drawing/2016/ink" xmlns:am3d="http://schemas.microsoft.com/office/drawing/2017/model3d" xmlns:o="urn:schemas-microsoft-com:office:office" xmlns:oel="http://schemas.microsoft.com/office/2019/extlst" xmlns:r="http://schemas.openxmlformats.org/officeDocument/2006/relationships" xmlns:m="http://schemas.openxmlformats.org/officeDocument/2006/math" xmlns:v="urn:schemas-microsoft-com:vml" xmlns:wp14="http://schemas.microsoft.com/office/word/2010/wordprocessingDrawing" xmlns:wp="http://schemas.openxmlformats.org/drawingml/2006/wordprocessingDrawing" xmlns:w10="urn:schemas-microsoft-com:office:word" xmlns:w="http://schemas.openxmlformats.org/wordprocessingml/2006/main" xmlns:w14="http://schemas.microsoft.com/office/word/2010/wordml" xmlns:w15="http://schemas.microsoft.com/office/word/2012/wordml" xmlns:w16cex="http://schemas.microsoft.com/office/word/2018/wordml/cex" xmlns:w16cid="http://schemas.microsoft.com/office/word/2016/wordml/cid" xmlns:w16="http://schemas.microsoft.com/office/word/2018/wordml" xmlns:w16du="http://schemas.microsoft.com/office/word/2023/wordml/word16du" xmlns:w16sdtdh="http://schemas.microsoft.com/office/word/2020/wordml/sdtdatahash" xmlns:w16sdtfl="http://schemas.microsoft.com/office/word/2024/wordml/sdtformatlock" xmlns:w16se="http://schemas.microsoft.com/office/word/2015/wordml/symex" xmlns:wpg="http://schemas.microsoft.com/office/word/2010/wordprocessingGroup" xmlns:wpi="http://schemas.microsoft.com/office/word/2010/wordprocessingInk" xmlns:wne="http://schemas.microsoft.com/office/word/2006/wordml" xmlns:wps="http://schemas.microsoft.com/office/word/2010/wordprocessingShape" mc:Ignorable="w14 w15 w16se w16cid w16 w16cex w16sdtdh w16sdtfl w16du wp14">
-  <w:footnote w:type="separator" w:id="-1">
-    <w:p>
-      <w:pPr>
-        <w:spacing w:after="0" w:line="240" w:lineRule="auto"/>
-      </w:pPr>
-      <w:r>
-        <w:separator/>
-      </w:r>
-    </w:p>
-  </w:footnote>
-  <w:footnote w:type="continuationSeparator" w:id="0">
-    <w:p>
-      <w:pPr>
-        <w:spacing w:after="0" w:line="240" w:lineRule="auto"/>
-      </w:pPr>
-      <w:r>
-        <w:continuationSeparator/>
-      </w:r>
-    </w:p>
-  </w:footnote>
-</w:footnotes>
-</file>
-
-<file path=word/header1.xml><?xml version="1.0" encoding="utf-8"?>
-<w:hdr xmlns:wpc="http://schemas.microsoft.com/office/word/2010/wordprocessingCanvas" xmlns:cx="http://schemas.microsoft.com/office/drawing/2014/chartex" xmlns:cx1="http://schemas.microsoft.com/office/drawing/2015/9/8/chartex" xmlns:cx2="http://schemas.microsoft.com/office/drawing/2015/10/21/chartex" xmlns:cx3="http://schemas.microsoft.com/office/drawing/2016/5/9/chartex" xmlns:cx4="http://schemas.microsoft.com/office/drawing/2016/5/10/chartex" xmlns:cx5="http://schemas.microsoft.com/office/drawing/2016/5/11/chartex" xmlns:cx6="http://schemas.microsoft.com/office/drawing/2016/5/12/chartex" xmlns:cx7="http://schemas.microsoft.com/office/drawing/2016/5/13/chartex" xmlns:cx8="http://schemas.microsoft.com/office/drawing/2016/5/14/chartex" xmlns:mc="http://schemas.openxmlformats.org/markup-compatibility/2006" xmlns:aink="http://schemas.microsoft.com/office/drawing/2016/ink" xmlns:am3d="http://schemas.microsoft.com/office/drawing/2017/model3d" xmlns:o="urn:schemas-microsoft-com:office:office" xmlns:oel="http://schemas.microsoft.com/office/2019/extlst" xmlns:r="http://schemas.openxmlformats.org/officeDocument/2006/relationships" xmlns:m="http://schemas.openxmlformats.org/officeDocument/2006/math" xmlns:v="urn:schemas-microsoft-com:vml" xmlns:wp14="http://schemas.microsoft.com/office/word/2010/wordprocessingDrawing" xmlns:wp="http://schemas.openxmlformats.org/drawingml/2006/wordprocessingDrawing" xmlns:w10="urn:schemas-microsoft-com:office:word" xmlns:w="http://schemas.openxmlformats.org/wordprocessingml/2006/main" xmlns:w14="http://schemas.microsoft.com/office/word/2010/wordml" xmlns:w15="http://schemas.microsoft.com/office/word/2012/wordml" xmlns:w16cex="http://schemas.microsoft.com/office/word/2018/wordml/cex" xmlns:w16cid="http://schemas.microsoft.com/office/word/2016/wordml/cid" xmlns:w16="http://schemas.microsoft.com/office/word/2018/wordml" xmlns:w16du="http://schemas.microsoft.com/office/word/2023/wordml/word16du" xmlns:w16sdtdh="http://schemas.microsoft.com/office/word/2020/wordml/sdtdatahash" xmlns:w16sdtfl="http://schemas.microsoft.com/office/word/2024/wordml/sdtformatlock" xmlns:w16se="http://schemas.microsoft.com/office/word/2015/wordml/symex" xmlns:wpg="http://schemas.microsoft.com/office/word/2010/wordprocessingGroup" xmlns:wpi="http://schemas.microsoft.com/office/word/2010/wordprocessingInk" xmlns:wne="http://schemas.microsoft.com/office/word/2006/wordml" xmlns:wps="http://schemas.microsoft.com/office/word/2010/wordprocessingShape" mc:Ignorable="w14 w15 w16se w16cid w16 w16cex w16sdtdh w16sdtfl w16du wp14">
-  <w:p>
-    <w:pPr>
-      <w:pStyle w:val="Header"/>
-    </w:pPr>
-  </w:p>
-</w:hdr>
-</file>
-
-<file path=word/header2.xml><?xml version="1.0" encoding="utf-8"?>
-<w:hdr xmlns:wpc="http://schemas.microsoft.com/office/word/2010/wordprocessingCanvas" xmlns:cx="http://schemas.microsoft.com/office/drawing/2014/chartex" xmlns:cx1="http://schemas.microsoft.com/office/drawing/2015/9/8/chartex" xmlns:cx2="http://schemas.microsoft.com/office/drawing/2015/10/21/chartex" xmlns:cx3="http://schemas.microsoft.com/office/drawing/2016/5/9/chartex" xmlns:cx4="http://schemas.microsoft.com/office/drawing/2016/5/10/chartex" xmlns:cx5="http://schemas.microsoft.com/office/drawing/2016/5/11/chartex" xmlns:cx6="http://schemas.microsoft.com/office/drawing/2016/5/12/chartex" xmlns:cx7="http://schemas.microsoft.com/office/drawing/2016/5/13/chartex" xmlns:cx8="http://schemas.microsoft.com/office/drawing/2016/5/14/chartex" xmlns:mc="http://schemas.openxmlformats.org/markup-compatibility/2006" xmlns:aink="http://schemas.microsoft.com/office/drawing/2016/ink" xmlns:am3d="http://schemas.microsoft.com/office/drawing/2017/model3d" xmlns:o="urn:schemas-microsoft-com:office:office" xmlns:oel="http://schemas.microsoft.com/office/2019/extlst" xmlns:r="http://schemas.openxmlformats.org/officeDocument/2006/relationships" xmlns:m="http://schemas.openxmlformats.org/officeDocument/2006/math" xmlns:v="urn:schemas-microsoft-com:vml" xmlns:wp14="http://schemas.microsoft.com/office/word/2010/wordprocessingDrawing" xmlns:wp="http://schemas.openxmlformats.org/drawingml/2006/wordprocessingDrawing" xmlns:w10="urn:schemas-microsoft-com:office:word" xmlns:w="http://schemas.openxmlformats.org/wordprocessingml/2006/main" xmlns:w14="http://schemas.microsoft.com/office/word/2010/wordml" xmlns:w15="http://schemas.microsoft.com/office/word/2012/wordml" xmlns:w16cex="http://schemas.microsoft.com/office/word/2018/wordml/cex" xmlns:w16cid="http://schemas.microsoft.com/office/word/2016/wordml/cid" xmlns:w16="http://schemas.microsoft.com/office/word/2018/wordml" xmlns:w16du="http://schemas.microsoft.com/office/word/2023/wordml/word16du" xmlns:w16sdtdh="http://schemas.microsoft.com/office/word/2020/wordml/sdtdatahash" xmlns:w16sdtfl="http://schemas.microsoft.com/office/word/2024/wordml/sdtformatlock" xmlns:w16se="http://schemas.microsoft.com/office/word/2015/wordml/symex" xmlns:wpg="http://schemas.microsoft.com/office/word/2010/wordprocessingGroup" xmlns:wpi="http://schemas.microsoft.com/office/word/2010/wordprocessingInk" xmlns:wne="http://schemas.microsoft.com/office/word/2006/wordml" xmlns:wps="http://schemas.microsoft.com/office/word/2010/wordprocessingShape" mc:Ignorable="w14 w15 w16se w16cid w16 w16cex w16sdtdh w16sdtfl w16du wp14">
-  <w:p>
-    <w:pPr>
-      <w:pStyle w:val="Header"/>
-    </w:pPr>
-  </w:p>
-</w:hdr>
-</file>
-
-<file path=word/header3.xml><?xml version="1.0" encoding="utf-8"?>
-<w:hdr xmlns:wpc="http://schemas.microsoft.com/office/word/2010/wordprocessingCanvas" xmlns:cx="http://schemas.microsoft.com/office/drawing/2014/chartex" xmlns:cx1="http://schemas.microsoft.com/office/drawing/2015/9/8/chartex" xmlns:cx2="http://schemas.microsoft.com/office/drawing/2015/10/21/chartex" xmlns:cx3="http://schemas.microsoft.com/office/drawing/2016/5/9/chartex" xmlns:cx4="http://schemas.microsoft.com/office/drawing/2016/5/10/chartex" xmlns:cx5="http://schemas.microsoft.com/office/drawing/2016/5/11/chartex" xmlns:cx6="http://schemas.microsoft.com/office/drawing/2016/5/12/chartex" xmlns:cx7="http://schemas.microsoft.com/office/drawing/2016/5/13/chartex" xmlns:cx8="http://schemas.microsoft.com/office/drawing/2016/5/14/chartex" xmlns:mc="http://schemas.openxmlformats.org/markup-compatibility/2006" xmlns:aink="http://schemas.microsoft.com/office/drawing/2016/ink" xmlns:am3d="http://schemas.microsoft.com/office/drawing/2017/model3d" xmlns:o="urn:schemas-microsoft-com:office:office" xmlns:oel="http://schemas.microsoft.com/office/2019/extlst" xmlns:r="http://schemas.openxmlformats.org/officeDocument/2006/relationships" xmlns:m="http://schemas.openxmlformats.org/officeDocument/2006/math" xmlns:v="urn:schemas-microsoft-com:vml" xmlns:wp14="http://schemas.microsoft.com/office/word/2010/wordprocessingDrawing" xmlns:wp="http://schemas.openxmlformats.org/drawingml/2006/wordprocessingDrawing" xmlns:w10="urn:schemas-microsoft-com:office:word" xmlns:w="http://schemas.openxmlformats.org/wordprocessingml/2006/main" xmlns:w14="http://schemas.microsoft.com/office/word/2010/wordml" xmlns:w15="http://schemas.microsoft.com/office/word/2012/wordml" xmlns:w16cex="http://schemas.microsoft.com/office/word/2018/wordml/cex" xmlns:w16cid="http://schemas.microsoft.com/office/word/2016/wordml/cid" xmlns:w16="http://schemas.microsoft.com/office/word/2018/wordml" xmlns:w16du="http://schemas.microsoft.com/office/word/2023/wordml/word16du" xmlns:w16sdtdh="http://schemas.microsoft.com/office/word/2020/wordml/sdtdatahash" xmlns:w16sdtfl="http://schemas.microsoft.com/office/word/2024/wordml/sdtformatlock" xmlns:w16se="http://schemas.microsoft.com/office/word/2015/wordml/symex" xmlns:wpg="http://schemas.microsoft.com/office/word/2010/wordprocessingGroup" xmlns:wpi="http://schemas.microsoft.com/office/word/2010/wordprocessingInk" xmlns:wne="http://schemas.microsoft.com/office/word/2006/wordml" xmlns:wps="http://schemas.microsoft.com/office/word/2010/wordprocessingShape" mc:Ignorable="w14 w15 w16se w16cid w16 w16cex w16sdtdh w16sdtfl w16du wp14">
-  <w:p>
-    <w:pPr>
-      <w:pStyle w:val="Header"/>
-    </w:pPr>
-  </w:p>
-</w:hdr>
 </file>
 
 <file path=word/numbering.xml><?xml version="1.0" encoding="utf-8"?>
@@ -2024,31 +2813,31 @@
       </w:rPr>
     </w:lvl>
   </w:abstractNum>
-  <w:num w:numId="1" w16cid:durableId="597104087">
+  <w:num w:numId="1" w16cid:durableId="186335093">
     <w:abstractNumId w:val="8"/>
   </w:num>
-  <w:num w:numId="2" w16cid:durableId="2077586679">
+  <w:num w:numId="2" w16cid:durableId="844367882">
     <w:abstractNumId w:val="6"/>
   </w:num>
-  <w:num w:numId="3" w16cid:durableId="1820728165">
+  <w:num w:numId="3" w16cid:durableId="1183327613">
     <w:abstractNumId w:val="5"/>
   </w:num>
-  <w:num w:numId="4" w16cid:durableId="5375173">
+  <w:num w:numId="4" w16cid:durableId="1114666152">
     <w:abstractNumId w:val="4"/>
   </w:num>
-  <w:num w:numId="5" w16cid:durableId="1562519134">
+  <w:num w:numId="5" w16cid:durableId="1659069019">
     <w:abstractNumId w:val="7"/>
   </w:num>
-  <w:num w:numId="6" w16cid:durableId="905919778">
+  <w:num w:numId="6" w16cid:durableId="1005664695">
     <w:abstractNumId w:val="3"/>
   </w:num>
-  <w:num w:numId="7" w16cid:durableId="616258088">
+  <w:num w:numId="7" w16cid:durableId="708721282">
     <w:abstractNumId w:val="2"/>
   </w:num>
-  <w:num w:numId="8" w16cid:durableId="942416255">
+  <w:num w:numId="8" w16cid:durableId="158932778">
     <w:abstractNumId w:val="1"/>
   </w:num>
-  <w:num w:numId="9" w16cid:durableId="1673407784">
+  <w:num w:numId="9" w16cid:durableId="561408572">
     <w:abstractNumId w:val="0"/>
   </w:num>
 </w:numbering>
@@ -2443,7 +3232,7 @@
   <w:style w:type="paragraph" w:default="1" w:styleId="Normal">
     <w:name w:val="Normal"/>
     <w:qFormat/>
-    <w:rsid w:val="00FC693F"/>
+    <w:rsid w:val="009262A9"/>
   </w:style>
   <w:style w:type="paragraph" w:styleId="Heading1">
     <w:name w:val="heading 1"/>
@@ -13757,28 +14546,6 @@
 </a:theme>
 </file>
 
-<file path=word/webextensions/taskpanes.xml><?xml version="1.0" encoding="utf-8"?>
-<wetp:taskpanes xmlns:wetp="http://schemas.microsoft.com/office/webextensions/taskpanes/2010/11">
-  <wetp:taskpane dockstate="right" visibility="0" width="438" row="0">
-    <wetp:webextensionref xmlns:r="http://schemas.openxmlformats.org/officeDocument/2006/relationships" r:id="rId1"/>
-  </wetp:taskpane>
-</wetp:taskpanes>
-</file>
-
-<file path=word/webextensions/webextension1.xml><?xml version="1.0" encoding="utf-8"?>
-<we:webextension xmlns:we="http://schemas.microsoft.com/office/webextensions/webextension/2010/11" id="{A77DB2E1-4562-4234-B8BF-10950CF560CD}">
-  <we:reference id="wa200010453" version="1.0.0.1" store="en-US" storeType="OMEX"/>
-  <we:alternateReferences>
-    <we:reference id="WA200010453" version="1.0.0.1" store="" storeType="OMEX"/>
-  </we:alternateReferences>
-  <we:properties>
-    <we:property name="claude.fileId" value="&quot;628f24c4-2a97-4422-88db-4b76aece1bce&quot;"/>
-  </we:properties>
-  <we:bindings/>
-  <we:snapshot xmlns:r="http://schemas.openxmlformats.org/officeDocument/2006/relationships"/>
-</we:webextension>
-</file>
-
 <file path=customXml/item1.xml><?xml version="1.0" encoding="utf-8"?>
 <b:Sources xmlns:b="http://schemas.openxmlformats.org/officeDocument/2006/bibliography" xmlns="http://schemas.openxmlformats.org/officeDocument/2006/bibliography" SelectedStyle="/APA.XSL" StyleName="APA"/>
 </file>

--- a/public/CV_R_Leveque_June_2026.docx
+++ b/public/CV_R_Leveque_June_2026.docx
@@ -101,7 +101,56 @@
           <w:color w:val="404040"/>
           <w:sz w:val="19"/>
         </w:rPr>
-        <w:t>Principal PLM Windchill Architect with 25+ years of experience, 50+ projects delivered, across 10+ industries worldwide. Career spanning Dassault Systemes (2000–2005), PTC Inc. (14 years), Capgemini and Transition Technologies PSC — covering the full spectrum from presales and solution architecture through Java customisation, data migration and development team leadership.</w:t>
+        <w:t>Principal PLM Windchill Architect with 25+ years of experience, 50+ projects delivered, across 10+ industries worldwide. Career spanning Dassault Systemes (</w:t>
+      </w:r>
+      <w:r>
+        <w:rPr>
+          <w:color w:val="404040"/>
+          <w:sz w:val="19"/>
+        </w:rPr>
+        <w:t>5 years</w:t>
+      </w:r>
+      <w:r>
+        <w:rPr>
+          <w:color w:val="404040"/>
+          <w:sz w:val="19"/>
+        </w:rPr>
+        <w:t>), PTC Inc. (14 years), Capgemini and Transition Technologies PSC</w:t>
+      </w:r>
+      <w:r>
+        <w:rPr>
+          <w:color w:val="404040"/>
+          <w:sz w:val="19"/>
+        </w:rPr>
+        <w:t xml:space="preserve"> </w:t>
+      </w:r>
+      <w:r>
+        <w:rPr>
+          <w:color w:val="404040"/>
+          <w:sz w:val="19"/>
+        </w:rPr>
+        <w:t>(</w:t>
+      </w:r>
+      <w:r>
+        <w:rPr>
+          <w:color w:val="404040"/>
+          <w:sz w:val="19"/>
+        </w:rPr>
+        <w:t>4</w:t>
+      </w:r>
+      <w:r>
+        <w:rPr>
+          <w:color w:val="404040"/>
+          <w:sz w:val="19"/>
+        </w:rPr>
+        <w:t xml:space="preserve"> years)</w:t>
+      </w:r>
+      <w:r>
+        <w:rPr>
+          <w:color w:val="404040"/>
+          <w:sz w:val="19"/>
+        </w:rPr>
+        <w:t xml:space="preserve"> — covering the full spectrum from presales and solution architecture through Java customisation, data migration and development team leadership.</w:t>
       </w:r>
     </w:p>
     <w:p>
